--- a/public/files/BUSINESS-CLEARANCE.docx
+++ b/public/files/BUSINESS-CLEARANCE.docx
@@ -3,6 +3,190 @@
 <w:document xmlns:wpc="http://schemas.microsoft.com/office/word/2010/wordprocessingCanvas" xmlns:cx="http://schemas.microsoft.com/office/drawing/2014/chartex" xmlns:cx1="http://schemas.microsoft.com/office/drawing/2015/9/8/chartex" xmlns:cx2="http://schemas.microsoft.com/office/drawing/2015/10/21/chartex" xmlns:cx3="http://schemas.microsoft.com/office/drawing/2016/5/9/chartex" xmlns:cx4="http://schemas.microsoft.com/office/drawing/2016/5/10/chartex" xmlns:cx5="http://schemas.microsoft.com/office/drawing/2016/5/11/chartex" xmlns:cx6="http://schemas.microsoft.com/office/drawing/2016/5/12/chartex" xmlns:cx7="http://schemas.microsoft.com/office/drawing/2016/5/13/chartex" xmlns:cx8="http://schemas.microsoft.com/office/drawing/2016/5/14/chartex" xmlns:mc="http://schemas.openxmlformats.org/markup-compatibility/2006" xmlns:aink="http://schemas.microsoft.com/office/drawing/2016/ink" xmlns:am3d="http://schemas.microsoft.com/office/drawing/2017/model3d" xmlns:o="urn:schemas-microsoft-com:office:office" xmlns:oel="http://schemas.microsoft.com/office/2019/extlst" xmlns:r="http://schemas.openxmlformats.org/officeDocument/2006/relationships" xmlns:m="http://schemas.openxmlformats.org/officeDocument/2006/math" xmlns:v="urn:schemas-microsoft-com:vml" xmlns:wp14="http://schemas.microsoft.com/office/word/2010/wordprocessingDrawing" xmlns:wp="http://schemas.openxmlformats.org/drawingml/2006/wordprocessingDrawing" xmlns:w10="urn:schemas-microsoft-com:office:word" xmlns:w="http://schemas.openxmlformats.org/wordprocessingml/2006/main" xmlns:w14="http://schemas.microsoft.com/office/word/2010/wordml" xmlns:w15="http://schemas.microsoft.com/office/word/2012/wordml" xmlns:w16cex="http://schemas.microsoft.com/office/word/2018/wordml/cex" xmlns:w16cid="http://schemas.microsoft.com/office/word/2016/wordml/cid" xmlns:w16="http://schemas.microsoft.com/office/word/2018/wordml" xmlns:w16du="http://schemas.microsoft.com/office/word/2023/wordml/word16du" xmlns:w16sdtdh="http://schemas.microsoft.com/office/word/2020/wordml/sdtdatahash" xmlns:w16sdtfl="http://schemas.microsoft.com/office/word/2024/wordml/sdtformatlock" xmlns:w16se="http://schemas.microsoft.com/office/word/2015/wordml/symex" xmlns:wpg="http://schemas.microsoft.com/office/word/2010/wordprocessingGroup" xmlns:wpi="http://schemas.microsoft.com/office/word/2010/wordprocessingInk" xmlns:wne="http://schemas.microsoft.com/office/word/2006/wordml" xmlns:wps="http://schemas.microsoft.com/office/word/2010/wordprocessingShape" mc:Ignorable="w14 w15 w16se w16cid w16 w16cex w16sdtdh w16sdtfl w16du wp14">
   <w:body>
     <w:p>
+      <w:r>
+        <w:rPr>
+          <w:noProof/>
+        </w:rPr>
+        <mc:AlternateContent>
+          <mc:Choice Requires="wps">
+            <w:drawing>
+              <wp:anchor distT="45720" distB="45720" distL="114300" distR="114300" simplePos="0" relativeHeight="251684864" behindDoc="0" locked="0" layoutInCell="1" allowOverlap="1" wp14:anchorId="0FBB92E0" wp14:editId="74119D64">
+                <wp:simplePos x="0" y="0"/>
+                <wp:positionH relativeFrom="column">
+                  <wp:posOffset>4762500</wp:posOffset>
+                </wp:positionH>
+                <wp:positionV relativeFrom="paragraph">
+                  <wp:posOffset>7848600</wp:posOffset>
+                </wp:positionV>
+                <wp:extent cx="1257300" cy="292100"/>
+                <wp:effectExtent l="0" t="0" r="0" b="0"/>
+                <wp:wrapSquare wrapText="bothSides"/>
+                <wp:docPr id="280001922" name="Text Box 2"/>
+                <wp:cNvGraphicFramePr>
+                  <a:graphicFrameLocks xmlns:a="http://schemas.openxmlformats.org/drawingml/2006/main"/>
+                </wp:cNvGraphicFramePr>
+                <a:graphic xmlns:a="http://schemas.openxmlformats.org/drawingml/2006/main">
+                  <a:graphicData uri="http://schemas.microsoft.com/office/word/2010/wordprocessingShape">
+                    <wps:wsp>
+                      <wps:cNvSpPr txBox="1">
+                        <a:spLocks noChangeArrowheads="1"/>
+                      </wps:cNvSpPr>
+                      <wps:spPr bwMode="auto">
+                        <a:xfrm>
+                          <a:off x="0" y="0"/>
+                          <a:ext cx="1257300" cy="292100"/>
+                        </a:xfrm>
+                        <a:prstGeom prst="rect">
+                          <a:avLst/>
+                        </a:prstGeom>
+                        <a:noFill/>
+                        <a:ln w="9525">
+                          <a:noFill/>
+                          <a:miter lim="800000"/>
+                        </a:ln>
+                      </wps:spPr>
+                      <wps:txbx>
+                        <w:txbxContent>
+                          <w:p>
+                            <w:r>
+                              <w:t>{%SIGNATURE_</w:t>
+                            </w:r>
+                            <w:r>
+                              <w:t>2</w:t>
+                            </w:r>
+                            <w:r>
+                              <w:t>}</w:t>
+                            </w:r>
+                          </w:p>
+                        </w:txbxContent>
+                      </wps:txbx>
+                      <wps:bodyPr rot="0" vert="horz" wrap="square" lIns="91440" tIns="45720" rIns="91440" bIns="45720" anchor="t" anchorCtr="0">
+                        <a:noAutofit/>
+                      </wps:bodyPr>
+                    </wps:wsp>
+                  </a:graphicData>
+                </a:graphic>
+                <wp14:sizeRelH relativeFrom="margin">
+                  <wp14:pctWidth>0</wp14:pctWidth>
+                </wp14:sizeRelH>
+                <wp14:sizeRelV relativeFrom="page">
+                  <wp14:pctHeight>0</wp14:pctHeight>
+                </wp14:sizeRelV>
+              </wp:anchor>
+            </w:drawing>
+          </mc:Choice>
+          <mc:Fallback>
+            <w:pict>
+              <v:shapetype w14:anchorId="0FBB92E0" id="_x0000_t202" coordsize="21600,21600" o:spt="202" path="m,l,21600r21600,l21600,xe">
+                <v:stroke joinstyle="miter"/>
+                <v:path gradientshapeok="t" o:connecttype="rect"/>
+              </v:shapetype>
+              <v:shape id="Text Box 2" o:spid="_x0000_s1026" type="#_x0000_t202" style="position:absolute;margin-left:375pt;margin-top:618pt;width:99pt;height:23pt;z-index:251684864;visibility:visible;mso-wrap-style:square;mso-width-percent:0;mso-height-percent:0;mso-wrap-distance-left:9pt;mso-wrap-distance-top:3.6pt;mso-wrap-distance-right:9pt;mso-wrap-distance-bottom:3.6pt;mso-position-horizontal:absolute;mso-position-horizontal-relative:text;mso-position-vertical:absolute;mso-position-vertical-relative:text;mso-width-percent:0;mso-height-percent:0;mso-width-relative:margin;mso-height-relative:page;v-text-anchor:top" o:gfxdata="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" filled="f" stroked="f">
+                <v:textbox>
+                  <w:txbxContent>
+                    <w:p>
+                      <w:r>
+                        <w:t>{%SIGNATURE_</w:t>
+                      </w:r>
+                      <w:r>
+                        <w:t>2</w:t>
+                      </w:r>
+                      <w:r>
+                        <w:t>}</w:t>
+                      </w:r>
+                    </w:p>
+                  </w:txbxContent>
+                </v:textbox>
+                <w10:wrap type="square"/>
+              </v:shape>
+            </w:pict>
+          </mc:Fallback>
+        </mc:AlternateContent>
+      </w:r>
+      <w:r>
+        <w:rPr>
+          <w:noProof/>
+        </w:rPr>
+        <mc:AlternateContent>
+          <mc:Choice Requires="wps">
+            <w:drawing>
+              <wp:anchor distT="45720" distB="45720" distL="114300" distR="114300" simplePos="0" relativeHeight="251682816" behindDoc="0" locked="0" layoutInCell="1" allowOverlap="1" wp14:anchorId="723FA672" wp14:editId="02A007D1">
+                <wp:simplePos x="0" y="0"/>
+                <wp:positionH relativeFrom="column">
+                  <wp:posOffset>4765040</wp:posOffset>
+                </wp:positionH>
+                <wp:positionV relativeFrom="paragraph">
+                  <wp:posOffset>7048500</wp:posOffset>
+                </wp:positionV>
+                <wp:extent cx="1257300" cy="292100"/>
+                <wp:effectExtent l="0" t="0" r="0" b="0"/>
+                <wp:wrapSquare wrapText="bothSides"/>
+                <wp:docPr id="222240230" name="Text Box 2"/>
+                <wp:cNvGraphicFramePr>
+                  <a:graphicFrameLocks xmlns:a="http://schemas.openxmlformats.org/drawingml/2006/main"/>
+                </wp:cNvGraphicFramePr>
+                <a:graphic xmlns:a="http://schemas.openxmlformats.org/drawingml/2006/main">
+                  <a:graphicData uri="http://schemas.microsoft.com/office/word/2010/wordprocessingShape">
+                    <wps:wsp>
+                      <wps:cNvSpPr txBox="1">
+                        <a:spLocks noChangeArrowheads="1"/>
+                      </wps:cNvSpPr>
+                      <wps:spPr bwMode="auto">
+                        <a:xfrm>
+                          <a:off x="0" y="0"/>
+                          <a:ext cx="1257300" cy="292100"/>
+                        </a:xfrm>
+                        <a:prstGeom prst="rect">
+                          <a:avLst/>
+                        </a:prstGeom>
+                        <a:noFill/>
+                        <a:ln w="9525">
+                          <a:noFill/>
+                          <a:miter lim="800000"/>
+                        </a:ln>
+                      </wps:spPr>
+                      <wps:txbx>
+                        <w:txbxContent>
+                          <w:p>
+                            <w:r>
+                              <w:t>{%SIGNATURE_1}</w:t>
+                            </w:r>
+                          </w:p>
+                        </w:txbxContent>
+                      </wps:txbx>
+                      <wps:bodyPr rot="0" vert="horz" wrap="square" lIns="91440" tIns="45720" rIns="91440" bIns="45720" anchor="t" anchorCtr="0">
+                        <a:noAutofit/>
+                      </wps:bodyPr>
+                    </wps:wsp>
+                  </a:graphicData>
+                </a:graphic>
+                <wp14:sizeRelH relativeFrom="margin">
+                  <wp14:pctWidth>0</wp14:pctWidth>
+                </wp14:sizeRelH>
+                <wp14:sizeRelV relativeFrom="page">
+                  <wp14:pctHeight>0</wp14:pctHeight>
+                </wp14:sizeRelV>
+              </wp:anchor>
+            </w:drawing>
+          </mc:Choice>
+          <mc:Fallback>
+            <w:pict>
+              <v:shape w14:anchorId="723FA672" id="_x0000_s1027" type="#_x0000_t202" style="position:absolute;margin-left:375.2pt;margin-top:555pt;width:99pt;height:23pt;z-index:251682816;visibility:visible;mso-wrap-style:square;mso-width-percent:0;mso-height-percent:0;mso-wrap-distance-left:9pt;mso-wrap-distance-top:3.6pt;mso-wrap-distance-right:9pt;mso-wrap-distance-bottom:3.6pt;mso-position-horizontal:absolute;mso-position-horizontal-relative:text;mso-position-vertical:absolute;mso-position-vertical-relative:text;mso-width-percent:0;mso-height-percent:0;mso-width-relative:margin;mso-height-relative:page;v-text-anchor:top" o:gfxdata="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" filled="f" stroked="f">
+                <v:textbox>
+                  <w:txbxContent>
+                    <w:p>
+                      <w:r>
+                        <w:t>{%SIGNATURE_1}</w:t>
+                      </w:r>
+                    </w:p>
+                  </w:txbxContent>
+                </v:textbox>
+                <w10:wrap type="square"/>
+              </v:shape>
+            </w:pict>
+          </mc:Fallback>
+        </mc:AlternateContent>
+      </w:r>
       <w:r>
         <w:rPr>
           <w:rFonts w:ascii="Times New Roman" w:hAnsi="Times New Roman"/>
@@ -618,18 +802,14 @@
           </mc:Choice>
           <mc:Fallback>
             <w:pict>
-              <v:group w14:anchorId="3477772E" id="Group 38" o:spid="_x0000_s1026" style="position:absolute;margin-left:75.25pt;margin-top:698.65pt;width:126.45pt;height:78.5pt;z-index:251680768;mso-position-horizontal:right;mso-position-horizontal-relative:page;mso-width-relative:margin" coordsize="16061,9969" o:gfxdata="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">
-                <v:group id="Group 29" o:spid="_x0000_s1027" style="position:absolute;width:9975;height:9969" coordsize="9975,9968" o:gfxdata="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">
-                  <v:shape id="FreeForm 30" o:spid="_x0000_s1028" style="position:absolute;width:9975;height:9968;visibility:visible;mso-wrap-style:square;v-text-anchor:top" coordsize="1567,1566" o:gfxdata="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" path="m,784l2,720r8,-63l22,595,40,536,61,478,87,423r30,-53l151,320r38,-47l230,229r44,-41l321,151r51,-34l424,87,479,61,537,39,596,22,657,10,720,2,784,r64,2l911,10r61,12l1032,39r57,22l1144,87r52,30l1246,151r47,37l1338,229r40,44l1416,320r33,50l1479,423r26,55l1527,536r17,59l1556,657r8,63l1567,784r-3,64l1556,911r-12,61l1527,1032r-22,57l1479,1144r-30,52l1416,1246r-38,47l1338,1337r-45,41l1246,1416r-50,33l1144,1479r-55,26l1032,1527r-60,17l911,1556r-63,8l784,1567r-64,-3l657,1556r-61,-12l537,1527r-58,-22l424,1479r-52,-30l321,1416r-47,-38l230,1337r-41,-44l151,1246r-34,-50l87,1144,61,1089,40,1032,22,972,10,911,2,848,,784e" filled="f" strokecolor="#7e7e7e" strokeweight=".09mm">
+              <v:group w14:anchorId="3477772E" id="Group 38" o:spid="_x0000_s1028" style="position:absolute;margin-left:75.25pt;margin-top:698.65pt;width:126.45pt;height:78.5pt;z-index:251680768;mso-position-horizontal:right;mso-position-horizontal-relative:page;mso-width-relative:margin" coordsize="16061,9969" o:gfxdata="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">
+                <v:group id="Group 29" o:spid="_x0000_s1029" style="position:absolute;width:9975;height:9969" coordsize="9975,9968" o:gfxdata="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">
+                  <v:shape id="FreeForm 30" o:spid="_x0000_s1030" style="position:absolute;width:9975;height:9968;visibility:visible;mso-wrap-style:square;v-text-anchor:top" coordsize="1567,1566" o:gfxdata="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" path="m,784l2,720r8,-63l22,595,40,536,61,478,87,423r30,-53l151,320r38,-47l230,229r44,-41l321,151r51,-34l424,87,479,61,537,39,596,22,657,10,720,2,784,r64,2l911,10r61,12l1032,39r57,22l1144,87r52,30l1246,151r47,37l1338,229r40,44l1416,320r33,50l1479,423r26,55l1527,536r17,59l1556,657r8,63l1567,784r-3,64l1556,911r-12,61l1527,1032r-22,57l1479,1144r-30,52l1416,1246r-38,47l1338,1337r-45,41l1246,1416r-50,33l1144,1479r-55,26l1032,1527r-60,17l911,1556r-63,8l784,1567r-64,-3l657,1556r-61,-12l537,1527r-58,-22l424,1479r-52,-30l321,1416r-47,-38l230,1337r-41,-44l151,1246r-34,-50l87,1144,61,1089,40,1032,22,972,10,911,2,848,,784e" filled="f" strokecolor="#7e7e7e" strokeweight=".09mm">
                     <v:path arrowok="t"/>
                   </v:shape>
-                  <v:rect id="Rectangles 31" o:spid="_x0000_s1029" style="position:absolute;left:1702;top:2700;width:6642;height:4730;visibility:visible;mso-wrap-style:square;v-text-anchor:top" o:gfxdata="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" stroked="f" strokeweight="0"/>
+                  <v:rect id="Rectangles 31" o:spid="_x0000_s1031" style="position:absolute;left:1702;top:2700;width:6642;height:4730;visibility:visible;mso-wrap-style:square;v-text-anchor:top" o:gfxdata="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" stroked="f" strokeweight="0"/>
                 </v:group>
-                <v:shapetype id="_x0000_t202" coordsize="21600,21600" o:spt="202" path="m,l,21600r21600,l21600,xe">
-                  <v:stroke joinstyle="miter"/>
-                  <v:path gradientshapeok="t" o:connecttype="rect"/>
-                </v:shapetype>
-                <v:shape id="Text Box 1" o:spid="_x0000_s1030" type="#_x0000_t202" style="position:absolute;left:1431;top:2861;width:14630;height:3455;visibility:visible;mso-wrap-style:square;v-text-anchor:top" o:gfxdata="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" filled="f" stroked="f" strokeweight=".5pt">
+                <v:shape id="Text Box 1" o:spid="_x0000_s1032" type="#_x0000_t202" style="position:absolute;left:1431;top:2861;width:14630;height:3455;visibility:visible;mso-wrap-style:square;v-text-anchor:top" o:gfxdata="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" filled="f" stroked="f" strokeweight=".5pt">
                   <v:textbox style="mso-fit-shape-to-text:t">
                     <w:txbxContent>
                       <w:p>
@@ -1412,7 +1592,7 @@
           </mc:Choice>
           <mc:Fallback>
             <w:pict>
-              <v:shape w14:anchorId="27F7FDC4" id="Text Box 39" o:spid="_x0000_s1031" type="#_x0000_t202" style="position:absolute;margin-left:356.5pt;margin-top:147pt;width:407.7pt;height:536.2pt;z-index:251661312;visibility:visible;mso-wrap-style:square;mso-width-percent:0;mso-height-percent:0;mso-wrap-distance-left:9pt;mso-wrap-distance-top:0;mso-wrap-distance-right:9pt;mso-wrap-distance-bottom:0;mso-position-horizontal:right;mso-position-horizontal-relative:page;mso-position-vertical:absolute;mso-position-vertical-relative:text;mso-width-percent:0;mso-height-percent:0;mso-width-relative:margin;mso-height-relative:margin;v-text-anchor:top" o:gfxdata="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" filled="f" stroked="f" strokeweight=".5pt">
+              <v:shape w14:anchorId="27F7FDC4" id="Text Box 39" o:spid="_x0000_s1033" type="#_x0000_t202" style="position:absolute;margin-left:356.5pt;margin-top:147pt;width:407.7pt;height:536.2pt;z-index:251661312;visibility:visible;mso-wrap-style:square;mso-width-percent:0;mso-height-percent:0;mso-wrap-distance-left:9pt;mso-wrap-distance-top:0;mso-wrap-distance-right:9pt;mso-wrap-distance-bottom:0;mso-position-horizontal:right;mso-position-horizontal-relative:page;mso-position-vertical:absolute;mso-position-vertical-relative:text;mso-width-percent:0;mso-height-percent:0;mso-width-relative:margin;mso-height-relative:margin;v-text-anchor:top" o:gfxdata="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" filled="f" stroked="f" strokeweight=".5pt">
                 <v:textbox>
                   <w:txbxContent>
                     <w:p>
@@ -2355,7 +2535,7 @@
           </mc:Choice>
           <mc:Fallback>
             <w:pict>
-              <v:shape w14:anchorId="6AB430F5" id="Text Box 34" o:spid="_x0000_s1032" type="#_x0000_t202" style="position:absolute;margin-left:-60.35pt;margin-top:712.45pt;width:195.1pt;height:16.8pt;z-index:251674624;visibility:visible;mso-wrap-style:square;mso-width-percent:0;mso-wrap-distance-left:9pt;mso-wrap-distance-top:0;mso-wrap-distance-right:9pt;mso-wrap-distance-bottom:0;mso-position-horizontal:absolute;mso-position-horizontal-relative:text;mso-position-vertical:absolute;mso-position-vertical-relative:text;mso-width-percent:0;mso-width-relative:margin;v-text-anchor:top" o:gfxdata="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" fillcolor="white [3201]" stroked="f" strokeweight=".5pt">
+              <v:shape w14:anchorId="6AB430F5" id="Text Box 34" o:spid="_x0000_s1034" type="#_x0000_t202" style="position:absolute;margin-left:-60.35pt;margin-top:712.45pt;width:195.1pt;height:16.8pt;z-index:251674624;visibility:visible;mso-wrap-style:square;mso-width-percent:0;mso-wrap-distance-left:9pt;mso-wrap-distance-top:0;mso-wrap-distance-right:9pt;mso-wrap-distance-bottom:0;mso-position-horizontal:absolute;mso-position-horizontal-relative:text;mso-position-vertical:absolute;mso-position-vertical-relative:text;mso-width-percent:0;mso-width-relative:margin;v-text-anchor:top" o:gfxdata="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" fillcolor="white [3201]" stroked="f" strokeweight=".5pt">
                 <v:textbox>
                   <w:txbxContent>
                     <w:p>
@@ -3104,7 +3284,7 @@
           </mc:Choice>
           <mc:Fallback>
             <w:pict>
-              <v:shape w14:anchorId="720F7DE2" id="Text Box 28" o:spid="_x0000_s1033" type="#_x0000_t202" style="position:absolute;margin-left:-56.4pt;margin-top:725.3pt;width:126.05pt;height:50.4pt;z-index:251667456;visibility:visible;mso-wrap-style:square;mso-width-percent:0;mso-wrap-distance-left:9pt;mso-wrap-distance-top:0;mso-wrap-distance-right:9pt;mso-wrap-distance-bottom:0;mso-position-horizontal:absolute;mso-position-horizontal-relative:text;mso-position-vertical:absolute;mso-position-vertical-relative:text;mso-width-percent:0;mso-width-relative:margin;v-text-anchor:top" o:gfxdata="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" fillcolor="white [3201]" stroked="f" strokeweight=".5pt">
+              <v:shape w14:anchorId="720F7DE2" id="Text Box 28" o:spid="_x0000_s1035" type="#_x0000_t202" style="position:absolute;margin-left:-56.4pt;margin-top:725.3pt;width:126.05pt;height:50.4pt;z-index:251667456;visibility:visible;mso-wrap-style:square;mso-width-percent:0;mso-wrap-distance-left:9pt;mso-wrap-distance-top:0;mso-wrap-distance-right:9pt;mso-wrap-distance-bottom:0;mso-position-horizontal:absolute;mso-position-horizontal-relative:text;mso-position-vertical:absolute;mso-position-vertical-relative:text;mso-width-percent:0;mso-width-relative:margin;v-text-anchor:top" o:gfxdata="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" fillcolor="white [3201]" stroked="f" strokeweight=".5pt">
                 <v:textbox>
                   <w:txbxContent>
                     <w:p>
@@ -3375,7 +3555,7 @@
           </mc:Choice>
           <mc:Fallback>
             <w:pict>
-              <v:shape w14:anchorId="30FE07A7" id="Text Box 37" o:spid="_x0000_s1034" type="#_x0000_t202" style="position:absolute;margin-left:-46.05pt;margin-top:697.2pt;width:185.35pt;height:21.6pt;z-index:251668480;visibility:visible;mso-wrap-style:square;mso-width-percent:0;mso-height-percent:0;mso-wrap-distance-left:9pt;mso-wrap-distance-top:0;mso-wrap-distance-right:9pt;mso-wrap-distance-bottom:0;mso-position-horizontal:absolute;mso-position-horizontal-relative:text;mso-position-vertical:absolute;mso-position-vertical-relative:text;mso-width-percent:0;mso-height-percent:0;mso-width-relative:margin;mso-height-relative:margin;v-text-anchor:top" o:gfxdata="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" filled="f" stroked="f" strokeweight=".5pt">
+              <v:shape w14:anchorId="30FE07A7" id="Text Box 37" o:spid="_x0000_s1036" type="#_x0000_t202" style="position:absolute;margin-left:-46.05pt;margin-top:697.2pt;width:185.35pt;height:21.6pt;z-index:251668480;visibility:visible;mso-wrap-style:square;mso-width-percent:0;mso-height-percent:0;mso-wrap-distance-left:9pt;mso-wrap-distance-top:0;mso-wrap-distance-right:9pt;mso-wrap-distance-bottom:0;mso-position-horizontal:absolute;mso-position-horizontal-relative:text;mso-position-vertical:absolute;mso-position-vertical-relative:text;mso-width-percent:0;mso-height-percent:0;mso-width-relative:margin;mso-height-relative:margin;v-text-anchor:top" o:gfxdata="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" filled="f" stroked="f" strokeweight=".5pt">
                 <v:textbox>
                   <w:txbxContent>
                     <w:p>
@@ -10755,7 +10935,7 @@
           </mc:Choice>
           <mc:Fallback>
             <w:pict>
-              <v:shape w14:anchorId="231CE085" id="_x0000_s1035" type="#_x0000_t202" style="position:absolute;margin-left:7.2pt;margin-top:137.4pt;width:214.2pt;height:548.9pt;z-index:251665408;visibility:visible;mso-wrap-style:square;mso-width-percent:0;mso-height-percent:0;mso-wrap-distance-left:9pt;mso-wrap-distance-top:0;mso-wrap-distance-right:9pt;mso-wrap-distance-bottom:0;mso-position-horizontal:absolute;mso-position-horizontal-relative:page;mso-position-vertical:absolute;mso-position-vertical-relative:text;mso-width-percent:0;mso-height-percent:0;mso-width-relative:margin;mso-height-relative:margin;v-text-anchor:top" o:gfxdata="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" filled="f" stroked="f" strokeweight=".5pt">
+              <v:shape w14:anchorId="231CE085" id="_x0000_s1037" type="#_x0000_t202" style="position:absolute;margin-left:7.2pt;margin-top:137.4pt;width:214.2pt;height:548.9pt;z-index:251665408;visibility:visible;mso-wrap-style:square;mso-width-percent:0;mso-height-percent:0;mso-wrap-distance-left:9pt;mso-wrap-distance-top:0;mso-wrap-distance-right:9pt;mso-wrap-distance-bottom:0;mso-position-horizontal:absolute;mso-position-horizontal-relative:page;mso-position-vertical:absolute;mso-position-vertical-relative:text;mso-width-percent:0;mso-height-percent:0;mso-width-relative:margin;mso-height-relative:margin;v-text-anchor:top" o:gfxdata="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" filled="f" stroked="f" strokeweight=".5pt">
                 <v:textbox>
                   <w:txbxContent>
                     <w:p>
@@ -18649,7 +18829,7 @@
           </mc:Choice>
           <mc:Fallback>
             <w:pict>
-              <v:group w14:anchorId="458FEE38" id="Group 583640925" o:spid="_x0000_s1036" style="position:absolute;margin-left:-60.6pt;margin-top:-11.4pt;width:595.5pt;height:841.4pt;z-index:251659264;mso-position-horizontal-relative:margin;mso-position-vertical-relative:margin;mso-width-relative:margin;mso-height-relative:margin" coordsize="75628,106859" o:gfxdata="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">
+              <v:group w14:anchorId="458FEE38" id="Group 583640925" o:spid="_x0000_s1038" style="position:absolute;margin-left:-60.6pt;margin-top:-11.4pt;width:595.5pt;height:841.4pt;z-index:251659264;mso-position-horizontal-relative:margin;mso-position-vertical-relative:margin;mso-width-relative:margin;mso-height-relative:margin" coordsize="75628,106859" o:gfxdata="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">
                 <v:shapetype id="_x0000_t75" coordsize="21600,21600" o:spt="75" o:preferrelative="t" path="m@4@5l@4@11@9@11@9@5xe" filled="f" stroked="f">
                   <v:stroke joinstyle="miter"/>
                   <v:formulas>
@@ -18669,13 +18849,13 @@
                   <v:path o:extrusionok="f" gradientshapeok="t" o:connecttype="rect"/>
                   <o:lock v:ext="edit" aspectratio="t"/>
                 </v:shapetype>
-                <v:shape id="Picture 296968587" o:spid="_x0000_s1037" type="#_x0000_t75" style="position:absolute;width:75438;height:15575;visibility:visible;mso-wrap-style:square" o:gfxdata="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">
+                <v:shape id="Picture 296968587" o:spid="_x0000_s1039" type="#_x0000_t75" style="position:absolute;width:75438;height:15575;visibility:visible;mso-wrap-style:square" o:gfxdata="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">
                   <v:imagedata r:id="rId12" o:title=""/>
                 </v:shape>
-                <v:shape id="Picture 1795248927" o:spid="_x0000_s1038" type="#_x0000_t75" style="position:absolute;left:910;top:18578;width:22669;height:70033;visibility:visible;mso-wrap-style:square" o:gfxdata="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">
+                <v:shape id="Picture 1795248927" o:spid="_x0000_s1040" type="#_x0000_t75" style="position:absolute;left:910;top:18578;width:22669;height:70033;visibility:visible;mso-wrap-style:square" o:gfxdata="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">
                   <v:imagedata r:id="rId13" o:title=""/>
                 </v:shape>
-                <v:rect id="Rectangle 2113903759" o:spid="_x0000_s1039" style="position:absolute;left:28571;top:5411;width:24546;height:2331;visibility:visible;mso-wrap-style:square;v-text-anchor:top" o:gfxdata="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" filled="f" stroked="f">
+                <v:rect id="Rectangle 2113903759" o:spid="_x0000_s1041" style="position:absolute;left:28571;top:5411;width:24546;height:2331;visibility:visible;mso-wrap-style:square;v-text-anchor:top" o:gfxdata="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" filled="f" stroked="f">
                   <v:textbox inset="0,0,0,0">
                     <w:txbxContent>
                       <w:p>
@@ -18754,7 +18934,7 @@
                     </w:txbxContent>
                   </v:textbox>
                 </v:rect>
-                <v:rect id="Rectangle 569965918" o:spid="_x0000_s1040" style="position:absolute;left:31650;top:8800;width:16353;height:2331;visibility:visible;mso-wrap-style:square;v-text-anchor:top" o:gfxdata="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" filled="f" stroked="f">
+                <v:rect id="Rectangle 569965918" o:spid="_x0000_s1042" style="position:absolute;left:31650;top:8800;width:16353;height:2331;visibility:visible;mso-wrap-style:square;v-text-anchor:top" o:gfxdata="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" filled="f" stroked="f">
                   <v:textbox inset="0,0,0,0">
                     <w:txbxContent>
                       <w:p>
@@ -18795,7 +18975,7 @@
                     </w:txbxContent>
                   </v:textbox>
                 </v:rect>
-                <v:rect id="Rectangle 750717535" o:spid="_x0000_s1041" style="position:absolute;left:33223;top:10533;width:12170;height:2331;visibility:visible;mso-wrap-style:square;v-text-anchor:top" o:gfxdata="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" filled="f" stroked="f">
+                <v:rect id="Rectangle 750717535" o:spid="_x0000_s1043" style="position:absolute;left:33223;top:10533;width:12170;height:2331;visibility:visible;mso-wrap-style:square;v-text-anchor:top" o:gfxdata="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" filled="f" stroked="f">
                   <v:textbox inset="0,0,0,0">
                     <w:txbxContent>
                       <w:p>
@@ -18836,10 +19016,10 @@
                     </w:txbxContent>
                   </v:textbox>
                 </v:rect>
-                <v:shape id="Picture 236908872" o:spid="_x0000_s1042" type="#_x0000_t75" style="position:absolute;top:100225;width:75438;height:6634;visibility:visible;mso-wrap-style:square" o:gfxdata="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">
+                <v:shape id="Picture 236908872" o:spid="_x0000_s1044" type="#_x0000_t75" style="position:absolute;top:100225;width:75438;height:6634;visibility:visible;mso-wrap-style:square" o:gfxdata="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">
                   <v:imagedata r:id="rId14" o:title=""/>
                 </v:shape>
-                <v:rect id="Rectangle 1186820149" o:spid="_x0000_s1043" style="position:absolute;left:26983;top:6954;width:28768;height:2973;visibility:visible;mso-wrap-style:square;v-text-anchor:top" o:gfxdata="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" filled="f" stroked="f">
+                <v:rect id="Rectangle 1186820149" o:spid="_x0000_s1045" style="position:absolute;left:26983;top:6954;width:28768;height:2973;visibility:visible;mso-wrap-style:square;v-text-anchor:top" o:gfxdata="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" filled="f" stroked="f">
                   <v:textbox inset="0,0,0,0">
                     <w:txbxContent>
                       <w:p>
@@ -18959,13 +19139,13 @@
                     </w:txbxContent>
                   </v:textbox>
                 </v:rect>
-                <v:shape id="Picture 1253694580" o:spid="_x0000_s1044" type="#_x0000_t75" style="position:absolute;left:55337;top:4101;width:9388;height:9632;visibility:visible;mso-wrap-style:square" o:gfxdata="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">
+                <v:shape id="Picture 1253694580" o:spid="_x0000_s1046" type="#_x0000_t75" style="position:absolute;left:55337;top:4101;width:9388;height:9632;visibility:visible;mso-wrap-style:square" o:gfxdata="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">
                   <v:imagedata r:id="rId15" o:title=""/>
                 </v:shape>
-                <v:shape id="Picture 262424483" o:spid="_x0000_s1045" type="#_x0000_t75" style="position:absolute;left:6699;top:5327;width:8763;height:8763;visibility:visible;mso-wrap-style:square" o:gfxdata="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">
+                <v:shape id="Picture 262424483" o:spid="_x0000_s1047" type="#_x0000_t75" style="position:absolute;left:6699;top:5327;width:8763;height:8763;visibility:visible;mso-wrap-style:square" o:gfxdata="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">
                   <v:imagedata r:id="rId16" o:title=""/>
                 </v:shape>
-                <v:shape id="Shape 26" o:spid="_x0000_s1046" style="position:absolute;left:190;top:17490;width:75438;height:0;visibility:visible;mso-wrap-style:square;v-text-anchor:top" coordsize="7543843,0" o:gfxdata="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" path="m7543843,l,e" filled="f" strokeweight="3pt">
+                <v:shape id="Shape 26" o:spid="_x0000_s1048" style="position:absolute;left:190;top:17490;width:75438;height:0;visibility:visible;mso-wrap-style:square;v-text-anchor:top" coordsize="7543843,0" o:gfxdata="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" path="m7543843,l,e" filled="f" strokeweight="3pt">
                   <v:stroke miterlimit="1" joinstyle="miter" endcap="round"/>
                   <v:path arrowok="t" textboxrect="0,0,7543843,0"/>
                 </v:shape>

--- a/public/files/BUSINESS-CLEARANCE.docx
+++ b/public/files/BUSINESS-CLEARANCE.docx
@@ -7,185 +7,136 @@
         <w:rPr>
           <w:noProof/>
         </w:rPr>
-        <mc:AlternateContent>
-          <mc:Choice Requires="wps">
-            <w:drawing>
-              <wp:anchor distT="45720" distB="45720" distL="114300" distR="114300" simplePos="0" relativeHeight="251684864" behindDoc="0" locked="0" layoutInCell="1" allowOverlap="1" wp14:anchorId="0FBB92E0" wp14:editId="74119D64">
-                <wp:simplePos x="0" y="0"/>
-                <wp:positionH relativeFrom="column">
-                  <wp:posOffset>4762500</wp:posOffset>
-                </wp:positionH>
-                <wp:positionV relativeFrom="paragraph">
-                  <wp:posOffset>7848600</wp:posOffset>
-                </wp:positionV>
-                <wp:extent cx="1257300" cy="292100"/>
-                <wp:effectExtent l="0" t="0" r="0" b="0"/>
-                <wp:wrapSquare wrapText="bothSides"/>
-                <wp:docPr id="280001922" name="Text Box 2"/>
-                <wp:cNvGraphicFramePr>
-                  <a:graphicFrameLocks xmlns:a="http://schemas.openxmlformats.org/drawingml/2006/main"/>
-                </wp:cNvGraphicFramePr>
-                <a:graphic xmlns:a="http://schemas.openxmlformats.org/drawingml/2006/main">
-                  <a:graphicData uri="http://schemas.microsoft.com/office/word/2010/wordprocessingShape">
-                    <wps:wsp>
-                      <wps:cNvSpPr txBox="1">
-                        <a:spLocks noChangeArrowheads="1"/>
-                      </wps:cNvSpPr>
-                      <wps:spPr bwMode="auto">
-                        <a:xfrm>
-                          <a:off x="0" y="0"/>
-                          <a:ext cx="1257300" cy="292100"/>
-                        </a:xfrm>
-                        <a:prstGeom prst="rect">
-                          <a:avLst/>
-                        </a:prstGeom>
-                        <a:noFill/>
-                        <a:ln w="9525">
-                          <a:noFill/>
-                          <a:miter lim="800000"/>
-                        </a:ln>
-                      </wps:spPr>
-                      <wps:txbx>
-                        <w:txbxContent>
-                          <w:p>
-                            <w:r>
-                              <w:t>{%SIGNATURE_</w:t>
-                            </w:r>
-                            <w:r>
-                              <w:t>2</w:t>
-                            </w:r>
-                            <w:r>
-                              <w:t>}</w:t>
-                            </w:r>
-                          </w:p>
-                        </w:txbxContent>
-                      </wps:txbx>
-                      <wps:bodyPr rot="0" vert="horz" wrap="square" lIns="91440" tIns="45720" rIns="91440" bIns="45720" anchor="t" anchorCtr="0">
-                        <a:noAutofit/>
-                      </wps:bodyPr>
-                    </wps:wsp>
-                  </a:graphicData>
-                </a:graphic>
-                <wp14:sizeRelH relativeFrom="margin">
-                  <wp14:pctWidth>0</wp14:pctWidth>
-                </wp14:sizeRelH>
-                <wp14:sizeRelV relativeFrom="page">
-                  <wp14:pctHeight>0</wp14:pctHeight>
-                </wp14:sizeRelV>
-              </wp:anchor>
-            </w:drawing>
-          </mc:Choice>
-          <mc:Fallback>
-            <w:pict>
-              <v:shapetype w14:anchorId="0FBB92E0" id="_x0000_t202" coordsize="21600,21600" o:spt="202" path="m,l,21600r21600,l21600,xe">
-                <v:stroke joinstyle="miter"/>
-                <v:path gradientshapeok="t" o:connecttype="rect"/>
-              </v:shapetype>
-              <v:shape id="Text Box 2" o:spid="_x0000_s1026" type="#_x0000_t202" style="position:absolute;margin-left:375pt;margin-top:618pt;width:99pt;height:23pt;z-index:251684864;visibility:visible;mso-wrap-style:square;mso-width-percent:0;mso-height-percent:0;mso-wrap-distance-left:9pt;mso-wrap-distance-top:3.6pt;mso-wrap-distance-right:9pt;mso-wrap-distance-bottom:3.6pt;mso-position-horizontal:absolute;mso-position-horizontal-relative:text;mso-position-vertical:absolute;mso-position-vertical-relative:text;mso-width-percent:0;mso-height-percent:0;mso-width-relative:margin;mso-height-relative:page;v-text-anchor:top" o:gfxdata="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" filled="f" stroked="f">
-                <v:textbox>
-                  <w:txbxContent>
-                    <w:p>
-                      <w:r>
-                        <w:t>{%SIGNATURE_</w:t>
-                      </w:r>
-                      <w:r>
-                        <w:t>2</w:t>
-                      </w:r>
-                      <w:r>
-                        <w:t>}</w:t>
-                      </w:r>
-                    </w:p>
-                  </w:txbxContent>
-                </v:textbox>
-                <w10:wrap type="square"/>
-              </v:shape>
-            </w:pict>
-          </mc:Fallback>
-        </mc:AlternateContent>
+        <w:drawing>
+          <wp:anchor distT="0" distB="0" distL="114300" distR="114300" simplePos="0" relativeHeight="251683840" behindDoc="0" locked="0" layoutInCell="1" allowOverlap="1" wp14:anchorId="0E6EE987" wp14:editId="266A1D1C">
+            <wp:simplePos x="0" y="0"/>
+            <wp:positionH relativeFrom="column">
+              <wp:posOffset>4678680</wp:posOffset>
+            </wp:positionH>
+            <wp:positionV relativeFrom="page">
+              <wp:posOffset>8629650</wp:posOffset>
+            </wp:positionV>
+            <wp:extent cx="1272540" cy="588010"/>
+            <wp:effectExtent l="0" t="0" r="3810" b="2540"/>
+            <wp:wrapSquare wrapText="bothSides"/>
+            <wp:docPr id="94853225" name="Picture 19" descr="Captain Signature"/>
+            <wp:cNvGraphicFramePr>
+              <a:graphicFrameLocks xmlns:a="http://schemas.openxmlformats.org/drawingml/2006/main" noChangeAspect="1"/>
+            </wp:cNvGraphicFramePr>
+            <a:graphic xmlns:a="http://schemas.openxmlformats.org/drawingml/2006/main">
+              <a:graphicData uri="http://schemas.openxmlformats.org/drawingml/2006/picture">
+                <pic:pic xmlns:pic="http://schemas.openxmlformats.org/drawingml/2006/picture">
+                  <pic:nvPicPr>
+                    <pic:cNvPr id="94853225" name="Picture 19" descr="Captain Signature"/>
+                    <pic:cNvPicPr>
+                      <a:picLocks noChangeAspect="1" noChangeArrowheads="1"/>
+                    </pic:cNvPicPr>
+                  </pic:nvPicPr>
+                  <pic:blipFill>
+                    <a:blip r:embed="rId5" cstate="print">
+                      <a:extLst>
+                        <a:ext uri="{28A0092B-C50C-407E-A947-70E740481C1C}">
+                          <a14:useLocalDpi xmlns:a14="http://schemas.microsoft.com/office/drawing/2010/main" val="0"/>
+                        </a:ext>
+                      </a:extLst>
+                    </a:blip>
+                    <a:srcRect/>
+                    <a:stretch>
+                      <a:fillRect/>
+                    </a:stretch>
+                  </pic:blipFill>
+                  <pic:spPr bwMode="auto">
+                    <a:xfrm>
+                      <a:off x="0" y="0"/>
+                      <a:ext cx="1272540" cy="588010"/>
+                    </a:xfrm>
+                    <a:prstGeom prst="rect">
+                      <a:avLst/>
+                    </a:prstGeom>
+                    <a:noFill/>
+                    <a:ln>
+                      <a:noFill/>
+                    </a:ln>
+                  </pic:spPr>
+                </pic:pic>
+              </a:graphicData>
+            </a:graphic>
+            <wp14:sizeRelH relativeFrom="page">
+              <wp14:pctWidth>0</wp14:pctWidth>
+            </wp14:sizeRelH>
+            <wp14:sizeRelV relativeFrom="page">
+              <wp14:pctHeight>0</wp14:pctHeight>
+            </wp14:sizeRelV>
+          </wp:anchor>
+        </w:drawing>
       </w:r>
       <w:r>
         <w:rPr>
           <w:noProof/>
+          <w14:ligatures w14:val="none"/>
         </w:rPr>
-        <mc:AlternateContent>
-          <mc:Choice Requires="wps">
-            <w:drawing>
-              <wp:anchor distT="45720" distB="45720" distL="114300" distR="114300" simplePos="0" relativeHeight="251682816" behindDoc="0" locked="0" layoutInCell="1" allowOverlap="1" wp14:anchorId="723FA672" wp14:editId="02A007D1">
-                <wp:simplePos x="0" y="0"/>
-                <wp:positionH relativeFrom="column">
-                  <wp:posOffset>4765040</wp:posOffset>
-                </wp:positionH>
-                <wp:positionV relativeFrom="paragraph">
-                  <wp:posOffset>7048500</wp:posOffset>
-                </wp:positionV>
-                <wp:extent cx="1257300" cy="292100"/>
-                <wp:effectExtent l="0" t="0" r="0" b="0"/>
-                <wp:wrapSquare wrapText="bothSides"/>
-                <wp:docPr id="222240230" name="Text Box 2"/>
-                <wp:cNvGraphicFramePr>
-                  <a:graphicFrameLocks xmlns:a="http://schemas.openxmlformats.org/drawingml/2006/main"/>
-                </wp:cNvGraphicFramePr>
-                <a:graphic xmlns:a="http://schemas.openxmlformats.org/drawingml/2006/main">
-                  <a:graphicData uri="http://schemas.microsoft.com/office/word/2010/wordprocessingShape">
-                    <wps:wsp>
-                      <wps:cNvSpPr txBox="1">
-                        <a:spLocks noChangeArrowheads="1"/>
-                      </wps:cNvSpPr>
-                      <wps:spPr bwMode="auto">
-                        <a:xfrm>
-                          <a:off x="0" y="0"/>
-                          <a:ext cx="1257300" cy="292100"/>
-                        </a:xfrm>
-                        <a:prstGeom prst="rect">
-                          <a:avLst/>
-                        </a:prstGeom>
-                        <a:noFill/>
-                        <a:ln w="9525">
-                          <a:noFill/>
-                          <a:miter lim="800000"/>
-                        </a:ln>
-                      </wps:spPr>
-                      <wps:txbx>
-                        <w:txbxContent>
-                          <w:p>
-                            <w:r>
-                              <w:t>{%SIGNATURE_1}</w:t>
-                            </w:r>
-                          </w:p>
-                        </w:txbxContent>
-                      </wps:txbx>
-                      <wps:bodyPr rot="0" vert="horz" wrap="square" lIns="91440" tIns="45720" rIns="91440" bIns="45720" anchor="t" anchorCtr="0">
-                        <a:noAutofit/>
-                      </wps:bodyPr>
-                    </wps:wsp>
-                  </a:graphicData>
-                </a:graphic>
-                <wp14:sizeRelH relativeFrom="margin">
-                  <wp14:pctWidth>0</wp14:pctWidth>
-                </wp14:sizeRelH>
-                <wp14:sizeRelV relativeFrom="page">
-                  <wp14:pctHeight>0</wp14:pctHeight>
-                </wp14:sizeRelV>
-              </wp:anchor>
-            </w:drawing>
-          </mc:Choice>
-          <mc:Fallback>
-            <w:pict>
-              <v:shape w14:anchorId="723FA672" id="_x0000_s1027" type="#_x0000_t202" style="position:absolute;margin-left:375.2pt;margin-top:555pt;width:99pt;height:23pt;z-index:251682816;visibility:visible;mso-wrap-style:square;mso-width-percent:0;mso-height-percent:0;mso-wrap-distance-left:9pt;mso-wrap-distance-top:3.6pt;mso-wrap-distance-right:9pt;mso-wrap-distance-bottom:3.6pt;mso-position-horizontal:absolute;mso-position-horizontal-relative:text;mso-position-vertical:absolute;mso-position-vertical-relative:text;mso-width-percent:0;mso-height-percent:0;mso-width-relative:margin;mso-height-relative:page;v-text-anchor:top" o:gfxdata="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" filled="f" stroked="f">
-                <v:textbox>
-                  <w:txbxContent>
-                    <w:p>
-                      <w:r>
-                        <w:t>{%SIGNATURE_1}</w:t>
-                      </w:r>
-                    </w:p>
-                  </w:txbxContent>
-                </v:textbox>
-                <w10:wrap type="square"/>
-              </v:shape>
-            </w:pict>
-          </mc:Fallback>
-        </mc:AlternateContent>
+        <w:drawing>
+          <wp:anchor distT="0" distB="0" distL="114300" distR="114300" simplePos="0" relativeHeight="251682816" behindDoc="0" locked="0" layoutInCell="1" allowOverlap="1" wp14:anchorId="4CCDBA55" wp14:editId="20152603">
+            <wp:simplePos x="0" y="0"/>
+            <wp:positionH relativeFrom="column">
+              <wp:posOffset>4686300</wp:posOffset>
+            </wp:positionH>
+            <wp:positionV relativeFrom="page">
+              <wp:posOffset>7802880</wp:posOffset>
+            </wp:positionV>
+            <wp:extent cx="1431256" cy="661956"/>
+            <wp:effectExtent l="0" t="0" r="0" b="5080"/>
+            <wp:wrapNone/>
+            <wp:docPr id="640425203" name="Picture 35" descr="Secretary Signature"/>
+            <wp:cNvGraphicFramePr>
+              <a:graphicFrameLocks xmlns:a="http://schemas.openxmlformats.org/drawingml/2006/main" noChangeAspect="1"/>
+            </wp:cNvGraphicFramePr>
+            <a:graphic xmlns:a="http://schemas.openxmlformats.org/drawingml/2006/main">
+              <a:graphicData uri="http://schemas.openxmlformats.org/drawingml/2006/picture">
+                <pic:pic xmlns:pic="http://schemas.openxmlformats.org/drawingml/2006/picture">
+                  <pic:nvPicPr>
+                    <pic:cNvPr id="640425203" name="Picture 35" descr="Secretary Signature"/>
+                    <pic:cNvPicPr>
+                      <a:picLocks noChangeAspect="1" noChangeArrowheads="1"/>
+                    </pic:cNvPicPr>
+                  </pic:nvPicPr>
+                  <pic:blipFill>
+                    <a:blip r:embed="rId5" cstate="print">
+                      <a:extLst>
+                        <a:ext uri="{28A0092B-C50C-407E-A947-70E740481C1C}">
+                          <a14:useLocalDpi xmlns:a14="http://schemas.microsoft.com/office/drawing/2010/main" val="0"/>
+                        </a:ext>
+                      </a:extLst>
+                    </a:blip>
+                    <a:srcRect/>
+                    <a:stretch>
+                      <a:fillRect/>
+                    </a:stretch>
+                  </pic:blipFill>
+                  <pic:spPr bwMode="auto">
+                    <a:xfrm>
+                      <a:off x="0" y="0"/>
+                      <a:ext cx="1431256" cy="661956"/>
+                    </a:xfrm>
+                    <a:prstGeom prst="rect">
+                      <a:avLst/>
+                    </a:prstGeom>
+                    <a:noFill/>
+                    <a:ln>
+                      <a:noFill/>
+                    </a:ln>
+                  </pic:spPr>
+                </pic:pic>
+              </a:graphicData>
+            </a:graphic>
+            <wp14:sizeRelH relativeFrom="page">
+              <wp14:pctWidth>0</wp14:pctWidth>
+            </wp14:sizeRelH>
+            <wp14:sizeRelV relativeFrom="page">
+              <wp14:pctHeight>0</wp14:pctHeight>
+            </wp14:sizeRelV>
+          </wp:anchor>
+        </w:drawing>
       </w:r>
       <w:r>
         <w:rPr>
@@ -198,7 +149,7 @@
         <mc:AlternateContent>
           <mc:Choice Requires="wpg">
             <w:drawing>
-              <wp:anchor distT="0" distB="0" distL="114300" distR="114300" simplePos="0" relativeHeight="251680768" behindDoc="0" locked="0" layoutInCell="1" allowOverlap="1" wp14:anchorId="3477772E" wp14:editId="36156AF4">
+              <wp:anchor distT="0" distB="0" distL="114300" distR="114300" simplePos="0" relativeHeight="251680768" behindDoc="0" locked="0" layoutInCell="1" allowOverlap="1" wp14:anchorId="3477772E" wp14:editId="28F7C27A">
                 <wp:simplePos x="0" y="0"/>
                 <wp:positionH relativeFrom="page">
                   <wp:align>right</wp:align>
@@ -802,14 +753,18 @@
           </mc:Choice>
           <mc:Fallback>
             <w:pict>
-              <v:group w14:anchorId="3477772E" id="Group 38" o:spid="_x0000_s1028" style="position:absolute;margin-left:75.25pt;margin-top:698.65pt;width:126.45pt;height:78.5pt;z-index:251680768;mso-position-horizontal:right;mso-position-horizontal-relative:page;mso-width-relative:margin" coordsize="16061,9969" o:gfxdata="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">
-                <v:group id="Group 29" o:spid="_x0000_s1029" style="position:absolute;width:9975;height:9969" coordsize="9975,9968" o:gfxdata="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">
-                  <v:shape id="FreeForm 30" o:spid="_x0000_s1030" style="position:absolute;width:9975;height:9968;visibility:visible;mso-wrap-style:square;v-text-anchor:top" coordsize="1567,1566" o:gfxdata="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" path="m,784l2,720r8,-63l22,595,40,536,61,478,87,423r30,-53l151,320r38,-47l230,229r44,-41l321,151r51,-34l424,87,479,61,537,39,596,22,657,10,720,2,784,r64,2l911,10r61,12l1032,39r57,22l1144,87r52,30l1246,151r47,37l1338,229r40,44l1416,320r33,50l1479,423r26,55l1527,536r17,59l1556,657r8,63l1567,784r-3,64l1556,911r-12,61l1527,1032r-22,57l1479,1144r-30,52l1416,1246r-38,47l1338,1337r-45,41l1246,1416r-50,33l1144,1479r-55,26l1032,1527r-60,17l911,1556r-63,8l784,1567r-64,-3l657,1556r-61,-12l537,1527r-58,-22l424,1479r-52,-30l321,1416r-47,-38l230,1337r-41,-44l151,1246r-34,-50l87,1144,61,1089,40,1032,22,972,10,911,2,848,,784e" filled="f" strokecolor="#7e7e7e" strokeweight=".09mm">
+              <v:group w14:anchorId="3477772E" id="Group 38" o:spid="_x0000_s1026" style="position:absolute;margin-left:75.25pt;margin-top:698.65pt;width:126.45pt;height:78.5pt;z-index:251680768;mso-position-horizontal:right;mso-position-horizontal-relative:page;mso-width-relative:margin" coordsize="16061,9969" o:gfxdata="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">
+                <v:group id="Group 29" o:spid="_x0000_s1027" style="position:absolute;width:9975;height:9969" coordsize="9975,9968" o:gfxdata="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">
+                  <v:shape id="FreeForm 30" o:spid="_x0000_s1028" style="position:absolute;width:9975;height:9968;visibility:visible;mso-wrap-style:square;v-text-anchor:top" coordsize="1567,1566" o:gfxdata="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" path="m,784l2,720r8,-63l22,595,40,536,61,478,87,423r30,-53l151,320r38,-47l230,229r44,-41l321,151r51,-34l424,87,479,61,537,39,596,22,657,10,720,2,784,r64,2l911,10r61,12l1032,39r57,22l1144,87r52,30l1246,151r47,37l1338,229r40,44l1416,320r33,50l1479,423r26,55l1527,536r17,59l1556,657r8,63l1567,784r-3,64l1556,911r-12,61l1527,1032r-22,57l1479,1144r-30,52l1416,1246r-38,47l1338,1337r-45,41l1246,1416r-50,33l1144,1479r-55,26l1032,1527r-60,17l911,1556r-63,8l784,1567r-64,-3l657,1556r-61,-12l537,1527r-58,-22l424,1479r-52,-30l321,1416r-47,-38l230,1337r-41,-44l151,1246r-34,-50l87,1144,61,1089,40,1032,22,972,10,911,2,848,,784e" filled="f" strokecolor="#7e7e7e" strokeweight=".09mm">
                     <v:path arrowok="t"/>
                   </v:shape>
-                  <v:rect id="Rectangles 31" o:spid="_x0000_s1031" style="position:absolute;left:1702;top:2700;width:6642;height:4730;visibility:visible;mso-wrap-style:square;v-text-anchor:top" o:gfxdata="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" stroked="f" strokeweight="0"/>
+                  <v:rect id="Rectangles 31" o:spid="_x0000_s1029" style="position:absolute;left:1702;top:2700;width:6642;height:4730;visibility:visible;mso-wrap-style:square;v-text-anchor:top" o:gfxdata="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" stroked="f" strokeweight="0"/>
                 </v:group>
-                <v:shape id="Text Box 1" o:spid="_x0000_s1032" type="#_x0000_t202" style="position:absolute;left:1431;top:2861;width:14630;height:3455;visibility:visible;mso-wrap-style:square;v-text-anchor:top" o:gfxdata="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" filled="f" stroked="f" strokeweight=".5pt">
+                <v:shapetype id="_x0000_t202" coordsize="21600,21600" o:spt="202" path="m,l,21600r21600,l21600,xe">
+                  <v:stroke joinstyle="miter"/>
+                  <v:path gradientshapeok="t" o:connecttype="rect"/>
+                </v:shapetype>
+                <v:shape id="Text Box 1" o:spid="_x0000_s1030" type="#_x0000_t202" style="position:absolute;left:1431;top:2861;width:14630;height:3455;visibility:visible;mso-wrap-style:square;v-text-anchor:top" o:gfxdata="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" filled="f" stroked="f" strokeweight=".5pt">
                   <v:textbox style="mso-fit-shape-to-text:t">
                     <w:txbxContent>
                       <w:p>
@@ -1062,7 +1017,7 @@
                     <pic:cNvPicPr/>
                   </pic:nvPicPr>
                   <pic:blipFill>
-                    <a:blip r:embed="rId5" cstate="print">
+                    <a:blip r:embed="rId6" cstate="print">
                       <a:extLst>
                         <a:ext uri="{28A0092B-C50C-407E-A947-70E740481C1C}">
                           <a14:useLocalDpi xmlns:a14="http://schemas.microsoft.com/office/drawing/2010/main" val="0"/>
@@ -1592,7 +1547,7 @@
           </mc:Choice>
           <mc:Fallback>
             <w:pict>
-              <v:shape w14:anchorId="27F7FDC4" id="Text Box 39" o:spid="_x0000_s1033" type="#_x0000_t202" style="position:absolute;margin-left:356.5pt;margin-top:147pt;width:407.7pt;height:536.2pt;z-index:251661312;visibility:visible;mso-wrap-style:square;mso-width-percent:0;mso-height-percent:0;mso-wrap-distance-left:9pt;mso-wrap-distance-top:0;mso-wrap-distance-right:9pt;mso-wrap-distance-bottom:0;mso-position-horizontal:right;mso-position-horizontal-relative:page;mso-position-vertical:absolute;mso-position-vertical-relative:text;mso-width-percent:0;mso-height-percent:0;mso-width-relative:margin;mso-height-relative:margin;v-text-anchor:top" o:gfxdata="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" filled="f" stroked="f" strokeweight=".5pt">
+              <v:shape w14:anchorId="27F7FDC4" id="Text Box 39" o:spid="_x0000_s1031" type="#_x0000_t202" style="position:absolute;margin-left:356.5pt;margin-top:147pt;width:407.7pt;height:536.2pt;z-index:251661312;visibility:visible;mso-wrap-style:square;mso-width-percent:0;mso-height-percent:0;mso-wrap-distance-left:9pt;mso-wrap-distance-top:0;mso-wrap-distance-right:9pt;mso-wrap-distance-bottom:0;mso-position-horizontal:right;mso-position-horizontal-relative:page;mso-position-vertical:absolute;mso-position-vertical-relative:text;mso-width-percent:0;mso-height-percent:0;mso-width-relative:margin;mso-height-relative:margin;v-text-anchor:top" o:gfxdata="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" filled="f" stroked="f" strokeweight=".5pt">
                 <v:textbox>
                   <w:txbxContent>
                     <w:p>
@@ -2535,7 +2490,7 @@
           </mc:Choice>
           <mc:Fallback>
             <w:pict>
-              <v:shape w14:anchorId="6AB430F5" id="Text Box 34" o:spid="_x0000_s1034" type="#_x0000_t202" style="position:absolute;margin-left:-60.35pt;margin-top:712.45pt;width:195.1pt;height:16.8pt;z-index:251674624;visibility:visible;mso-wrap-style:square;mso-width-percent:0;mso-wrap-distance-left:9pt;mso-wrap-distance-top:0;mso-wrap-distance-right:9pt;mso-wrap-distance-bottom:0;mso-position-horizontal:absolute;mso-position-horizontal-relative:text;mso-position-vertical:absolute;mso-position-vertical-relative:text;mso-width-percent:0;mso-width-relative:margin;v-text-anchor:top" o:gfxdata="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" fillcolor="white [3201]" stroked="f" strokeweight=".5pt">
+              <v:shape w14:anchorId="6AB430F5" id="Text Box 34" o:spid="_x0000_s1032" type="#_x0000_t202" style="position:absolute;margin-left:-60.35pt;margin-top:712.45pt;width:195.1pt;height:16.8pt;z-index:251674624;visibility:visible;mso-wrap-style:square;mso-width-percent:0;mso-wrap-distance-left:9pt;mso-wrap-distance-top:0;mso-wrap-distance-right:9pt;mso-wrap-distance-bottom:0;mso-position-horizontal:absolute;mso-position-horizontal-relative:text;mso-position-vertical:absolute;mso-position-vertical-relative:text;mso-width-percent:0;mso-width-relative:margin;v-text-anchor:top" o:gfxdata="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" fillcolor="white [3201]" stroked="f" strokeweight=".5pt">
                 <v:textbox>
                   <w:txbxContent>
                     <w:p>
@@ -3284,7 +3239,7 @@
           </mc:Choice>
           <mc:Fallback>
             <w:pict>
-              <v:shape w14:anchorId="720F7DE2" id="Text Box 28" o:spid="_x0000_s1035" type="#_x0000_t202" style="position:absolute;margin-left:-56.4pt;margin-top:725.3pt;width:126.05pt;height:50.4pt;z-index:251667456;visibility:visible;mso-wrap-style:square;mso-width-percent:0;mso-wrap-distance-left:9pt;mso-wrap-distance-top:0;mso-wrap-distance-right:9pt;mso-wrap-distance-bottom:0;mso-position-horizontal:absolute;mso-position-horizontal-relative:text;mso-position-vertical:absolute;mso-position-vertical-relative:text;mso-width-percent:0;mso-width-relative:margin;v-text-anchor:top" o:gfxdata="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" fillcolor="white [3201]" stroked="f" strokeweight=".5pt">
+              <v:shape w14:anchorId="720F7DE2" id="Text Box 28" o:spid="_x0000_s1033" type="#_x0000_t202" style="position:absolute;margin-left:-56.4pt;margin-top:725.3pt;width:126.05pt;height:50.4pt;z-index:251667456;visibility:visible;mso-wrap-style:square;mso-width-percent:0;mso-wrap-distance-left:9pt;mso-wrap-distance-top:0;mso-wrap-distance-right:9pt;mso-wrap-distance-bottom:0;mso-position-horizontal:absolute;mso-position-horizontal-relative:text;mso-position-vertical:absolute;mso-position-vertical-relative:text;mso-width-percent:0;mso-width-relative:margin;v-text-anchor:top" o:gfxdata="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" fillcolor="white [3201]" stroked="f" strokeweight=".5pt">
                 <v:textbox>
                   <w:txbxContent>
                     <w:p>
@@ -3555,7 +3510,7 @@
           </mc:Choice>
           <mc:Fallback>
             <w:pict>
-              <v:shape w14:anchorId="30FE07A7" id="Text Box 37" o:spid="_x0000_s1036" type="#_x0000_t202" style="position:absolute;margin-left:-46.05pt;margin-top:697.2pt;width:185.35pt;height:21.6pt;z-index:251668480;visibility:visible;mso-wrap-style:square;mso-width-percent:0;mso-height-percent:0;mso-wrap-distance-left:9pt;mso-wrap-distance-top:0;mso-wrap-distance-right:9pt;mso-wrap-distance-bottom:0;mso-position-horizontal:absolute;mso-position-horizontal-relative:text;mso-position-vertical:absolute;mso-position-vertical-relative:text;mso-width-percent:0;mso-height-percent:0;mso-width-relative:margin;mso-height-relative:margin;v-text-anchor:top" o:gfxdata="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" filled="f" stroked="f" strokeweight=".5pt">
+              <v:shape w14:anchorId="30FE07A7" id="Text Box 37" o:spid="_x0000_s1034" type="#_x0000_t202" style="position:absolute;margin-left:-46.05pt;margin-top:697.2pt;width:185.35pt;height:21.6pt;z-index:251668480;visibility:visible;mso-wrap-style:square;mso-width-percent:0;mso-height-percent:0;mso-wrap-distance-left:9pt;mso-wrap-distance-top:0;mso-wrap-distance-right:9pt;mso-wrap-distance-bottom:0;mso-position-horizontal:absolute;mso-position-horizontal-relative:text;mso-position-vertical:absolute;mso-position-vertical-relative:text;mso-width-percent:0;mso-height-percent:0;mso-width-relative:margin;mso-height-relative:margin;v-text-anchor:top" o:gfxdata="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" filled="f" stroked="f" strokeweight=".5pt">
                 <v:textbox>
                   <w:txbxContent>
                     <w:p>
@@ -10935,7 +10890,7 @@
           </mc:Choice>
           <mc:Fallback>
             <w:pict>
-              <v:shape w14:anchorId="231CE085" id="_x0000_s1037" type="#_x0000_t202" style="position:absolute;margin-left:7.2pt;margin-top:137.4pt;width:214.2pt;height:548.9pt;z-index:251665408;visibility:visible;mso-wrap-style:square;mso-width-percent:0;mso-height-percent:0;mso-wrap-distance-left:9pt;mso-wrap-distance-top:0;mso-wrap-distance-right:9pt;mso-wrap-distance-bottom:0;mso-position-horizontal:absolute;mso-position-horizontal-relative:page;mso-position-vertical:absolute;mso-position-vertical-relative:text;mso-width-percent:0;mso-height-percent:0;mso-width-relative:margin;mso-height-relative:margin;v-text-anchor:top" o:gfxdata="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" filled="f" stroked="f" strokeweight=".5pt">
+              <v:shape w14:anchorId="231CE085" id="_x0000_s1035" type="#_x0000_t202" style="position:absolute;margin-left:7.2pt;margin-top:137.4pt;width:214.2pt;height:548.9pt;z-index:251665408;visibility:visible;mso-wrap-style:square;mso-width-percent:0;mso-height-percent:0;mso-wrap-distance-left:9pt;mso-wrap-distance-top:0;mso-wrap-distance-right:9pt;mso-wrap-distance-bottom:0;mso-position-horizontal:absolute;mso-position-horizontal-relative:page;mso-position-vertical:absolute;mso-position-vertical-relative:text;mso-width-percent:0;mso-height-percent:0;mso-width-relative:margin;mso-height-relative:margin;v-text-anchor:top" o:gfxdata="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" filled="f" stroked="f" strokeweight=".5pt">
                 <v:textbox>
                   <w:txbxContent>
                     <w:p>
@@ -18226,7 +18181,7 @@
           <w:noProof/>
         </w:rPr>
         <w:drawing>
-          <wp:anchor distT="0" distB="0" distL="114300" distR="114300" simplePos="0" relativeHeight="251663360" behindDoc="1" locked="0" layoutInCell="1" allowOverlap="1" wp14:anchorId="6160B7CE" wp14:editId="1016C8A9">
+          <wp:anchor distT="0" distB="0" distL="114300" distR="114300" simplePos="0" relativeHeight="251663360" behindDoc="1" locked="0" layoutInCell="1" allowOverlap="1" wp14:anchorId="6160B7CE" wp14:editId="34399A84">
             <wp:simplePos x="0" y="0"/>
             <wp:positionH relativeFrom="page">
               <wp:posOffset>2446020</wp:posOffset>
@@ -18251,7 +18206,7 @@
                     </pic:cNvPicPr>
                   </pic:nvPicPr>
                   <pic:blipFill>
-                    <a:blip r:embed="rId6">
+                    <a:blip r:embed="rId7">
                       <a:extLst>
                         <a:ext uri="{28A0092B-C50C-407E-A947-70E740481C1C}">
                           <a14:useLocalDpi xmlns:a14="http://schemas.microsoft.com/office/drawing/2010/main" val="0"/>
@@ -18291,7 +18246,7 @@
         <mc:AlternateContent>
           <mc:Choice Requires="wpg">
             <w:drawing>
-              <wp:anchor distT="0" distB="0" distL="114300" distR="114300" simplePos="0" relativeHeight="251659264" behindDoc="0" locked="0" layoutInCell="1" allowOverlap="1" wp14:anchorId="458FEE38" wp14:editId="7B60D4A7">
+              <wp:anchor distT="0" distB="0" distL="114300" distR="114300" simplePos="0" relativeHeight="251659264" behindDoc="0" locked="0" layoutInCell="1" allowOverlap="1" wp14:anchorId="458FEE38" wp14:editId="1739E6DE">
                 <wp:simplePos x="0" y="0"/>
                 <wp:positionH relativeFrom="margin">
                   <wp:posOffset>-769620</wp:posOffset>
@@ -18322,7 +18277,7 @@
                           <pic:cNvPicPr/>
                         </pic:nvPicPr>
                         <pic:blipFill>
-                          <a:blip r:embed="rId7"/>
+                          <a:blip r:embed="rId8"/>
                           <a:stretch>
                             <a:fillRect/>
                           </a:stretch>
@@ -18343,7 +18298,7 @@
                           <pic:cNvPicPr/>
                         </pic:nvPicPr>
                         <pic:blipFill>
-                          <a:blip r:embed="rId8"/>
+                          <a:blip r:embed="rId9"/>
                           <a:stretch>
                             <a:fillRect/>
                           </a:stretch>
@@ -18576,7 +18531,7 @@
                           <pic:cNvPicPr/>
                         </pic:nvPicPr>
                         <pic:blipFill>
-                          <a:blip r:embed="rId9"/>
+                          <a:blip r:embed="rId10"/>
                           <a:stretch>
                             <a:fillRect/>
                           </a:stretch>
@@ -18734,7 +18689,7 @@
                           <pic:cNvPicPr/>
                         </pic:nvPicPr>
                         <pic:blipFill>
-                          <a:blip r:embed="rId10"/>
+                          <a:blip r:embed="rId11"/>
                           <a:stretch>
                             <a:fillRect/>
                           </a:stretch>
@@ -18755,7 +18710,7 @@
                           <pic:cNvPicPr/>
                         </pic:nvPicPr>
                         <pic:blipFill>
-                          <a:blip r:embed="rId11"/>
+                          <a:blip r:embed="rId12"/>
                           <a:stretch>
                             <a:fillRect/>
                           </a:stretch>
@@ -18829,7 +18784,7 @@
           </mc:Choice>
           <mc:Fallback>
             <w:pict>
-              <v:group w14:anchorId="458FEE38" id="Group 583640925" o:spid="_x0000_s1038" style="position:absolute;margin-left:-60.6pt;margin-top:-11.4pt;width:595.5pt;height:841.4pt;z-index:251659264;mso-position-horizontal-relative:margin;mso-position-vertical-relative:margin;mso-width-relative:margin;mso-height-relative:margin" coordsize="75628,106859" o:gfxdata="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">
+              <v:group w14:anchorId="458FEE38" id="Group 583640925" o:spid="_x0000_s1036" style="position:absolute;margin-left:-60.6pt;margin-top:-11.4pt;width:595.5pt;height:841.4pt;z-index:251659264;mso-position-horizontal-relative:margin;mso-position-vertical-relative:margin;mso-width-relative:margin;mso-height-relative:margin" coordsize="75628,106859" o:gfxdata="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&#10